--- a/textbook/docx/chapter_11_did_synthetic_control.docx
+++ b/textbook/docx/chapter_11_did_synthetic_control.docx
@@ -226,8 +226,8 @@
               <w:rPr>
                 <w:b/>
                 <w:bCs/>
-                <w:sz w:val="16"/>
-                <w:szCs w:val="16"/>
+                <w:sz w:val="17"/>
+                <w:szCs w:val="17"/>
                 <w:rFonts w:ascii="Arial" w:cs="Arial" w:eastAsia="Arial" w:hAnsi="Arial"/>
               </w:rPr>
               <w:t xml:space="preserve">Treated group</w:t>
@@ -256,8 +256,8 @@
               <w:rPr>
                 <w:b/>
                 <w:bCs/>
-                <w:sz w:val="16"/>
-                <w:szCs w:val="16"/>
+                <w:sz w:val="17"/>
+                <w:szCs w:val="17"/>
                 <w:rFonts w:ascii="Arial" w:cs="Arial" w:eastAsia="Arial" w:hAnsi="Arial"/>
               </w:rPr>
               <w:t xml:space="preserve">Ȳ_T,pre</w:t>
@@ -286,8 +286,8 @@
               <w:rPr>
                 <w:b/>
                 <w:bCs/>
-                <w:sz w:val="16"/>
-                <w:szCs w:val="16"/>
+                <w:sz w:val="17"/>
+                <w:szCs w:val="17"/>
                 <w:rFonts w:ascii="Arial" w:cs="Arial" w:eastAsia="Arial" w:hAnsi="Arial"/>
               </w:rPr>
               <w:t xml:space="preserve">Ȳ_T,post</w:t>
@@ -317,8 +317,8 @@
               <w:rPr>
                 <w:b w:val="false"/>
                 <w:bCs w:val="false"/>
-                <w:sz w:val="16"/>
-                <w:szCs w:val="16"/>
+                <w:sz w:val="17"/>
+                <w:szCs w:val="17"/>
                 <w:rFonts w:ascii="Arial" w:cs="Arial" w:eastAsia="Arial" w:hAnsi="Arial"/>
               </w:rPr>
               <w:t xml:space="preserve">Control group</w:t>
@@ -346,8 +346,8 @@
               <w:rPr>
                 <w:b w:val="false"/>
                 <w:bCs w:val="false"/>
-                <w:sz w:val="16"/>
-                <w:szCs w:val="16"/>
+                <w:sz w:val="17"/>
+                <w:szCs w:val="17"/>
                 <w:rFonts w:ascii="Arial" w:cs="Arial" w:eastAsia="Arial" w:hAnsi="Arial"/>
               </w:rPr>
               <w:t xml:space="preserve">Ȳ_C,pre</w:t>
@@ -375,8 +375,8 @@
               <w:rPr>
                 <w:b w:val="false"/>
                 <w:bCs w:val="false"/>
-                <w:sz w:val="16"/>
-                <w:szCs w:val="16"/>
+                <w:sz w:val="17"/>
+                <w:szCs w:val="17"/>
                 <w:rFonts w:ascii="Arial" w:cs="Arial" w:eastAsia="Arial" w:hAnsi="Arial"/>
               </w:rPr>
               <w:t xml:space="preserve">Ȳ_C,post</w:t>
@@ -2703,8 +2703,8 @@
               <w:rPr>
                 <w:b/>
                 <w:bCs/>
-                <w:sz w:val="16"/>
-                <w:szCs w:val="16"/>
+                <w:sz w:val="17"/>
+                <w:szCs w:val="17"/>
                 <w:rFonts w:ascii="Arial" w:cs="Arial" w:eastAsia="Arial" w:hAnsi="Arial"/>
               </w:rPr>
               <w:t xml:space="preserve">Estimator</w:t>
@@ -2733,8 +2733,8 @@
               <w:rPr>
                 <w:b/>
                 <w:bCs/>
-                <w:sz w:val="16"/>
-                <w:szCs w:val="16"/>
+                <w:sz w:val="17"/>
+                <w:szCs w:val="17"/>
                 <w:rFonts w:ascii="Arial" w:cs="Arial" w:eastAsia="Arial" w:hAnsi="Arial"/>
               </w:rPr>
               <w:t xml:space="preserve">Best For</w:t>
@@ -2763,8 +2763,8 @@
               <w:rPr>
                 <w:b/>
                 <w:bCs/>
-                <w:sz w:val="16"/>
-                <w:szCs w:val="16"/>
+                <w:sz w:val="17"/>
+                <w:szCs w:val="17"/>
                 <w:rFonts w:ascii="Arial" w:cs="Arial" w:eastAsia="Arial" w:hAnsi="Arial"/>
               </w:rPr>
               <w:t xml:space="preserve">Key Assumption</w:t>
@@ -2793,8 +2793,8 @@
               <w:rPr>
                 <w:b/>
                 <w:bCs/>
-                <w:sz w:val="16"/>
-                <w:szCs w:val="16"/>
+                <w:sz w:val="17"/>
+                <w:szCs w:val="17"/>
                 <w:rFonts w:ascii="Arial" w:cs="Arial" w:eastAsia="Arial" w:hAnsi="Arial"/>
               </w:rPr>
               <w:t xml:space="preserve">Handles Staggering</w:t>
@@ -2823,8 +2823,8 @@
               <w:rPr>
                 <w:b/>
                 <w:bCs/>
-                <w:sz w:val="16"/>
-                <w:szCs w:val="16"/>
+                <w:sz w:val="17"/>
+                <w:szCs w:val="17"/>
                 <w:rFonts w:ascii="Arial" w:cs="Arial" w:eastAsia="Arial" w:hAnsi="Arial"/>
               </w:rPr>
               <w:t xml:space="preserve">Handles Dynamic Effects</w:t>
@@ -2854,8 +2854,8 @@
               <w:rPr>
                 <w:b w:val="false"/>
                 <w:bCs w:val="false"/>
-                <w:sz w:val="16"/>
-                <w:szCs w:val="16"/>
+                <w:sz w:val="17"/>
+                <w:szCs w:val="17"/>
                 <w:rFonts w:ascii="Arial" w:cs="Arial" w:eastAsia="Arial" w:hAnsi="Arial"/>
               </w:rPr>
               <w:t xml:space="preserve">Classic 2×2 DiD</w:t>
@@ -2883,8 +2883,8 @@
               <w:rPr>
                 <w:b w:val="false"/>
                 <w:bCs w:val="false"/>
-                <w:sz w:val="16"/>
-                <w:szCs w:val="16"/>
+                <w:sz w:val="17"/>
+                <w:szCs w:val="17"/>
                 <w:rFonts w:ascii="Arial" w:cs="Arial" w:eastAsia="Arial" w:hAnsi="Arial"/>
               </w:rPr>
               <w:t xml:space="preserve">Two groups, two periods</w:t>
@@ -2912,8 +2912,8 @@
               <w:rPr>
                 <w:b w:val="false"/>
                 <w:bCs w:val="false"/>
-                <w:sz w:val="16"/>
-                <w:szCs w:val="16"/>
+                <w:sz w:val="17"/>
+                <w:szCs w:val="17"/>
                 <w:rFonts w:ascii="Arial" w:cs="Arial" w:eastAsia="Arial" w:hAnsi="Arial"/>
               </w:rPr>
               <w:t xml:space="preserve">Parallel trends</w:t>
@@ -2941,8 +2941,8 @@
               <w:rPr>
                 <w:b w:val="false"/>
                 <w:bCs w:val="false"/>
-                <w:sz w:val="16"/>
-                <w:szCs w:val="16"/>
+                <w:sz w:val="17"/>
+                <w:szCs w:val="17"/>
                 <w:rFonts w:ascii="Arial" w:cs="Arial" w:eastAsia="Arial" w:hAnsi="Arial"/>
               </w:rPr>
               <w:t xml:space="preserve">No</w:t>
@@ -2970,8 +2970,8 @@
               <w:rPr>
                 <w:b w:val="false"/>
                 <w:bCs w:val="false"/>
-                <w:sz w:val="16"/>
-                <w:szCs w:val="16"/>
+                <w:sz w:val="17"/>
+                <w:szCs w:val="17"/>
                 <w:rFonts w:ascii="Arial" w:cs="Arial" w:eastAsia="Arial" w:hAnsi="Arial"/>
               </w:rPr>
               <w:t xml:space="preserve">No</w:t>
@@ -3001,8 +3001,8 @@
               <w:rPr>
                 <w:b w:val="false"/>
                 <w:bCs w:val="false"/>
-                <w:sz w:val="16"/>
-                <w:szCs w:val="16"/>
+                <w:sz w:val="17"/>
+                <w:szCs w:val="17"/>
                 <w:rFonts w:ascii="Arial" w:cs="Arial" w:eastAsia="Arial" w:hAnsi="Arial"/>
               </w:rPr>
               <w:t xml:space="preserve">TWFE</w:t>
@@ -3030,8 +3030,8 @@
               <w:rPr>
                 <w:b w:val="false"/>
                 <w:bCs w:val="false"/>
-                <w:sz w:val="16"/>
-                <w:szCs w:val="16"/>
+                <w:sz w:val="17"/>
+                <w:szCs w:val="17"/>
                 <w:rFonts w:ascii="Arial" w:cs="Arial" w:eastAsia="Arial" w:hAnsi="Arial"/>
               </w:rPr>
               <w:t xml:space="preserve">Multiple groups, staggered adoption</w:t>
@@ -3059,8 +3059,8 @@
               <w:rPr>
                 <w:b w:val="false"/>
                 <w:bCs w:val="false"/>
-                <w:sz w:val="16"/>
-                <w:szCs w:val="16"/>
+                <w:sz w:val="17"/>
+                <w:szCs w:val="17"/>
                 <w:rFonts w:ascii="Arial" w:cs="Arial" w:eastAsia="Arial" w:hAnsi="Arial"/>
               </w:rPr>
               <w:t xml:space="preserve">Parallel trends + homogeneous effects</w:t>
@@ -3088,8 +3088,8 @@
               <w:rPr>
                 <w:b w:val="false"/>
                 <w:bCs w:val="false"/>
-                <w:sz w:val="16"/>
-                <w:szCs w:val="16"/>
+                <w:sz w:val="17"/>
+                <w:szCs w:val="17"/>
                 <w:rFonts w:ascii="Arial" w:cs="Arial" w:eastAsia="Arial" w:hAnsi="Arial"/>
               </w:rPr>
               <w:t xml:space="preserve">Biased if heterogeneous</w:t>
@@ -3117,8 +3117,8 @@
               <w:rPr>
                 <w:b w:val="false"/>
                 <w:bCs w:val="false"/>
-                <w:sz w:val="16"/>
-                <w:szCs w:val="16"/>
+                <w:sz w:val="17"/>
+                <w:szCs w:val="17"/>
                 <w:rFonts w:ascii="Arial" w:cs="Arial" w:eastAsia="Arial" w:hAnsi="Arial"/>
               </w:rPr>
               <w:t xml:space="preserve">Biased in event study</w:t>
@@ -3148,8 +3148,8 @@
               <w:rPr>
                 <w:b w:val="false"/>
                 <w:bCs w:val="false"/>
-                <w:sz w:val="16"/>
-                <w:szCs w:val="16"/>
+                <w:sz w:val="17"/>
+                <w:szCs w:val="17"/>
                 <w:rFonts w:ascii="Arial" w:cs="Arial" w:eastAsia="Arial" w:hAnsi="Arial"/>
               </w:rPr>
               <w:t xml:space="preserve">Callaway-Sant'Anna</w:t>
@@ -3177,8 +3177,8 @@
               <w:rPr>
                 <w:b w:val="false"/>
                 <w:bCs w:val="false"/>
-                <w:sz w:val="16"/>
-                <w:szCs w:val="16"/>
+                <w:sz w:val="17"/>
+                <w:szCs w:val="17"/>
                 <w:rFonts w:ascii="Arial" w:cs="Arial" w:eastAsia="Arial" w:hAnsi="Arial"/>
               </w:rPr>
               <w:t xml:space="preserve">Staggered with heterogeneity</w:t>
@@ -3206,8 +3206,8 @@
               <w:rPr>
                 <w:b w:val="false"/>
                 <w:bCs w:val="false"/>
-                <w:sz w:val="16"/>
-                <w:szCs w:val="16"/>
+                <w:sz w:val="17"/>
+                <w:szCs w:val="17"/>
                 <w:rFonts w:ascii="Arial" w:cs="Arial" w:eastAsia="Arial" w:hAnsi="Arial"/>
               </w:rPr>
               <w:t xml:space="preserve">Parallel trends for each cohort</w:t>
@@ -3235,8 +3235,8 @@
               <w:rPr>
                 <w:b w:val="false"/>
                 <w:bCs w:val="false"/>
-                <w:sz w:val="16"/>
-                <w:szCs w:val="16"/>
+                <w:sz w:val="17"/>
+                <w:szCs w:val="17"/>
                 <w:rFonts w:ascii="Arial" w:cs="Arial" w:eastAsia="Arial" w:hAnsi="Arial"/>
               </w:rPr>
               <w:t xml:space="preserve">Yes</w:t>
@@ -3264,8 +3264,8 @@
               <w:rPr>
                 <w:b w:val="false"/>
                 <w:bCs w:val="false"/>
-                <w:sz w:val="16"/>
-                <w:szCs w:val="16"/>
+                <w:sz w:val="17"/>
+                <w:szCs w:val="17"/>
                 <w:rFonts w:ascii="Arial" w:cs="Arial" w:eastAsia="Arial" w:hAnsi="Arial"/>
               </w:rPr>
               <w:t xml:space="preserve">Yes</w:t>
@@ -3295,8 +3295,8 @@
               <w:rPr>
                 <w:b w:val="false"/>
                 <w:bCs w:val="false"/>
-                <w:sz w:val="16"/>
-                <w:szCs w:val="16"/>
+                <w:sz w:val="17"/>
+                <w:szCs w:val="17"/>
                 <w:rFonts w:ascii="Arial" w:cs="Arial" w:eastAsia="Arial" w:hAnsi="Arial"/>
               </w:rPr>
               <w:t xml:space="preserve">Sun-Abraham</w:t>
@@ -3324,8 +3324,8 @@
               <w:rPr>
                 <w:b w:val="false"/>
                 <w:bCs w:val="false"/>
-                <w:sz w:val="16"/>
-                <w:szCs w:val="16"/>
+                <w:sz w:val="17"/>
+                <w:szCs w:val="17"/>
                 <w:rFonts w:ascii="Arial" w:cs="Arial" w:eastAsia="Arial" w:hAnsi="Arial"/>
               </w:rPr>
               <w:t xml:space="preserve">Staggered event studies</w:t>
@@ -3353,8 +3353,8 @@
               <w:rPr>
                 <w:b w:val="false"/>
                 <w:bCs w:val="false"/>
-                <w:sz w:val="16"/>
-                <w:szCs w:val="16"/>
+                <w:sz w:val="17"/>
+                <w:szCs w:val="17"/>
                 <w:rFonts w:ascii="Arial" w:cs="Arial" w:eastAsia="Arial" w:hAnsi="Arial"/>
               </w:rPr>
               <w:t xml:space="preserve">Parallel trends for each cohort</w:t>
@@ -3382,8 +3382,8 @@
               <w:rPr>
                 <w:b w:val="false"/>
                 <w:bCs w:val="false"/>
-                <w:sz w:val="16"/>
-                <w:szCs w:val="16"/>
+                <w:sz w:val="17"/>
+                <w:szCs w:val="17"/>
                 <w:rFonts w:ascii="Arial" w:cs="Arial" w:eastAsia="Arial" w:hAnsi="Arial"/>
               </w:rPr>
               <w:t xml:space="preserve">Yes</w:t>
@@ -3411,8 +3411,8 @@
               <w:rPr>
                 <w:b w:val="false"/>
                 <w:bCs w:val="false"/>
-                <w:sz w:val="16"/>
-                <w:szCs w:val="16"/>
+                <w:sz w:val="17"/>
+                <w:szCs w:val="17"/>
                 <w:rFonts w:ascii="Arial" w:cs="Arial" w:eastAsia="Arial" w:hAnsi="Arial"/>
               </w:rPr>
               <w:t xml:space="preserve">Yes</w:t>
@@ -3442,8 +3442,8 @@
               <w:rPr>
                 <w:b w:val="false"/>
                 <w:bCs w:val="false"/>
-                <w:sz w:val="16"/>
-                <w:szCs w:val="16"/>
+                <w:sz w:val="17"/>
+                <w:szCs w:val="17"/>
                 <w:rFonts w:ascii="Arial" w:cs="Arial" w:eastAsia="Arial" w:hAnsi="Arial"/>
               </w:rPr>
               <w:t xml:space="preserve">Borusyak-Jaravel-Spiess</w:t>
@@ -3471,8 +3471,8 @@
               <w:rPr>
                 <w:b w:val="false"/>
                 <w:bCs w:val="false"/>
-                <w:sz w:val="16"/>
-                <w:szCs w:val="16"/>
+                <w:sz w:val="17"/>
+                <w:szCs w:val="17"/>
                 <w:rFonts w:ascii="Arial" w:cs="Arial" w:eastAsia="Arial" w:hAnsi="Arial"/>
               </w:rPr>
               <w:t xml:space="preserve">Large staggered designs</w:t>
@@ -3500,8 +3500,8 @@
               <w:rPr>
                 <w:b w:val="false"/>
                 <w:bCs w:val="false"/>
-                <w:sz w:val="16"/>
-                <w:szCs w:val="16"/>
+                <w:sz w:val="17"/>
+                <w:szCs w:val="17"/>
                 <w:rFonts w:ascii="Arial" w:cs="Arial" w:eastAsia="Arial" w:hAnsi="Arial"/>
               </w:rPr>
               <w:t xml:space="preserve">Parallel trends (imputation)</w:t>
@@ -3529,8 +3529,8 @@
               <w:rPr>
                 <w:b w:val="false"/>
                 <w:bCs w:val="false"/>
-                <w:sz w:val="16"/>
-                <w:szCs w:val="16"/>
+                <w:sz w:val="17"/>
+                <w:szCs w:val="17"/>
                 <w:rFonts w:ascii="Arial" w:cs="Arial" w:eastAsia="Arial" w:hAnsi="Arial"/>
               </w:rPr>
               <w:t xml:space="preserve">Yes</w:t>
@@ -3558,8 +3558,8 @@
               <w:rPr>
                 <w:b w:val="false"/>
                 <w:bCs w:val="false"/>
-                <w:sz w:val="16"/>
-                <w:szCs w:val="16"/>
+                <w:sz w:val="17"/>
+                <w:szCs w:val="17"/>
                 <w:rFonts w:ascii="Arial" w:cs="Arial" w:eastAsia="Arial" w:hAnsi="Arial"/>
               </w:rPr>
               <w:t xml:space="preserve">Yes</w:t>
@@ -3589,8 +3589,8 @@
               <w:rPr>
                 <w:b w:val="false"/>
                 <w:bCs w:val="false"/>
-                <w:sz w:val="16"/>
-                <w:szCs w:val="16"/>
+                <w:sz w:val="17"/>
+                <w:szCs w:val="17"/>
                 <w:rFonts w:ascii="Arial" w:cs="Arial" w:eastAsia="Arial" w:hAnsi="Arial"/>
               </w:rPr>
               <w:t xml:space="preserve">Synthetic control</w:t>
@@ -3618,8 +3618,8 @@
               <w:rPr>
                 <w:b w:val="false"/>
                 <w:bCs w:val="false"/>
-                <w:sz w:val="16"/>
-                <w:szCs w:val="16"/>
+                <w:sz w:val="17"/>
+                <w:szCs w:val="17"/>
                 <w:rFonts w:ascii="Arial" w:cs="Arial" w:eastAsia="Arial" w:hAnsi="Arial"/>
               </w:rPr>
               <w:t xml:space="preserve">Single treated unit</w:t>
@@ -3647,8 +3647,8 @@
               <w:rPr>
                 <w:b w:val="false"/>
                 <w:bCs w:val="false"/>
-                <w:sz w:val="16"/>
-                <w:szCs w:val="16"/>
+                <w:sz w:val="17"/>
+                <w:szCs w:val="17"/>
                 <w:rFonts w:ascii="Arial" w:cs="Arial" w:eastAsia="Arial" w:hAnsi="Arial"/>
               </w:rPr>
               <w:t xml:space="preserve">Pre-treatment match quality</w:t>
@@ -3676,8 +3676,8 @@
               <w:rPr>
                 <w:b w:val="false"/>
                 <w:bCs w:val="false"/>
-                <w:sz w:val="16"/>
-                <w:szCs w:val="16"/>
+                <w:sz w:val="17"/>
+                <w:szCs w:val="17"/>
                 <w:rFonts w:ascii="Arial" w:cs="Arial" w:eastAsia="Arial" w:hAnsi="Arial"/>
               </w:rPr>
               <w:t xml:space="preserve">N/A</w:t>
@@ -3705,8 +3705,8 @@
               <w:rPr>
                 <w:b w:val="false"/>
                 <w:bCs w:val="false"/>
-                <w:sz w:val="16"/>
-                <w:szCs w:val="16"/>
+                <w:sz w:val="17"/>
+                <w:szCs w:val="17"/>
                 <w:rFonts w:ascii="Arial" w:cs="Arial" w:eastAsia="Arial" w:hAnsi="Arial"/>
               </w:rPr>
               <w:t xml:space="preserve">Yes</w:t>
@@ -3736,8 +3736,8 @@
               <w:rPr>
                 <w:b w:val="false"/>
                 <w:bCs w:val="false"/>
-                <w:sz w:val="16"/>
-                <w:szCs w:val="16"/>
+                <w:sz w:val="17"/>
+                <w:szCs w:val="17"/>
                 <w:rFonts w:ascii="Arial" w:cs="Arial" w:eastAsia="Arial" w:hAnsi="Arial"/>
               </w:rPr>
               <w:t xml:space="preserve">Synthetic DiD</w:t>
@@ -3765,8 +3765,8 @@
               <w:rPr>
                 <w:b w:val="false"/>
                 <w:bCs w:val="false"/>
-                <w:sz w:val="16"/>
-                <w:szCs w:val="16"/>
+                <w:sz w:val="17"/>
+                <w:szCs w:val="17"/>
                 <w:rFonts w:ascii="Arial" w:cs="Arial" w:eastAsia="Arial" w:hAnsi="Arial"/>
               </w:rPr>
               <w:t xml:space="preserve">Panel data, moderate N</w:t>
@@ -3794,8 +3794,8 @@
               <w:rPr>
                 <w:b w:val="false"/>
                 <w:bCs w:val="false"/>
-                <w:sz w:val="16"/>
-                <w:szCs w:val="16"/>
+                <w:sz w:val="17"/>
+                <w:szCs w:val="17"/>
                 <w:rFonts w:ascii="Arial" w:cs="Arial" w:eastAsia="Arial" w:hAnsi="Arial"/>
               </w:rPr>
               <w:t xml:space="preserve">Unit + time weighting</w:t>
@@ -3823,8 +3823,8 @@
               <w:rPr>
                 <w:b w:val="false"/>
                 <w:bCs w:val="false"/>
-                <w:sz w:val="16"/>
-                <w:szCs w:val="16"/>
+                <w:sz w:val="17"/>
+                <w:szCs w:val="17"/>
                 <w:rFonts w:ascii="Arial" w:cs="Arial" w:eastAsia="Arial" w:hAnsi="Arial"/>
               </w:rPr>
               <w:t xml:space="preserve">Yes</w:t>
@@ -3852,8 +3852,8 @@
               <w:rPr>
                 <w:b w:val="false"/>
                 <w:bCs w:val="false"/>
-                <w:sz w:val="16"/>
-                <w:szCs w:val="16"/>
+                <w:sz w:val="17"/>
+                <w:szCs w:val="17"/>
                 <w:rFonts w:ascii="Arial" w:cs="Arial" w:eastAsia="Arial" w:hAnsi="Arial"/>
               </w:rPr>
               <w:t xml:space="preserve">Yes</w:t>
@@ -4412,7 +4412,7 @@
         <w:szCs w:val="18"/>
         <w:rFonts w:ascii="Arial" w:cs="Arial" w:eastAsia="Arial" w:hAnsi="Arial"/>
       </w:rPr>
-      <w:t xml:space="preserve">Chapter 11: DiD and Synthetic Control</w:t>
+      <w:t xml:space="preserve">Chapter 11: Difference-in-Differences and Synthetic </w:t>
     </w:r>
   </w:p>
 </w:hdr>
